--- a/site/docs/researchtranscript-fiche-fr.docx
+++ b/site/docs/researchtranscript-fiche-fr.docx
@@ -99,7 +99,7 @@
         <w:t xml:space="preserve"> </w:t>
       </w:r>
       <w:r>
-        <w:t xml:space="preserve">explicitement dans l'export REFI-QDA. Tout cela se passe sur votre</w:t>
+        <w:t xml:space="preserve">explicitement dans l'export REFI-QDA. Tout cela se passe sur son</w:t>
       </w:r>
       <w:r>
         <w:t xml:space="preserve"> </w:t>

--- a/site/docs/researchtranscript-fiche-fr.docx
+++ b/site/docs/researchtranscript-fiche-fr.docx
@@ -34,7 +34,51 @@
         <w:t xml:space="preserve"> </w:t>
       </w:r>
       <w:r>
-        <w:t xml:space="preserve">16 septembre 2026, version 0.4.0.</w:t>
+        <w:t xml:space="preserve">18 septembre 2026, version 0.6.0.</w:t>
+      </w:r>
+    </w:p>
+    <w:p>
+      <w:pPr>
+        <w:pStyle w:val="BodyText"/>
+      </w:pPr>
+      <w:r>
+        <w:t xml:space="preserve">Cette fiche est le modèle général. Depuis la version 0.6.0,</w:t>
+      </w:r>
+      <w:r>
+        <w:t xml:space="preserve"> </w:t>
+      </w:r>
+      <w:r>
+        <w:t xml:space="preserve">l'application génère elle-même la version propre à chaque transcription</w:t>
+      </w:r>
+      <w:r>
+        <w:t xml:space="preserve"> </w:t>
+      </w:r>
+      <w:r>
+        <w:t xml:space="preserve">(Éditeur › Export › « Paquet de documentation (.zip) … ») : protocole</w:t>
+      </w:r>
+      <w:r>
+        <w:t xml:space="preserve"> </w:t>
+      </w:r>
+      <w:r>
+        <w:t xml:space="preserve">de transcription avec le modèle et la version réellement utilisés et</w:t>
+      </w:r>
+      <w:r>
+        <w:t xml:space="preserve"> </w:t>
+      </w:r>
+      <w:r>
+        <w:t xml:space="preserve">l'ampleur mesurée de la révision manuelle, paragraphe pour la partie</w:t>
+      </w:r>
+      <w:r>
+        <w:t xml:space="preserve"> </w:t>
+      </w:r>
+      <w:r>
+        <w:t xml:space="preserve">méthodes, faits pour la protection des données, fiche pour le dépôt de</w:t>
+      </w:r>
+      <w:r>
+        <w:t xml:space="preserve"> </w:t>
+      </w:r>
+      <w:r>
+        <w:t xml:space="preserve">données et fichier de citation.</w:t>
       </w:r>
     </w:p>
     <w:bookmarkStart w:id="9" w:name="ce-que-fait-lapplication"/>
@@ -81,31 +125,31 @@
         <w:t xml:space="preserve"> </w:t>
       </w:r>
       <w:r>
-        <w:t xml:space="preserve">enrich ; WebVTT, CSV, texte). Les enregistrements vidéo (MP4/MOV) sont</w:t>
-      </w:r>
-      <w:r>
-        <w:t xml:space="preserve"> </w:t>
-      </w:r>
-      <w:r>
-        <w:t xml:space="preserve">aussi acceptés : le son est extrait, la vidéo reste inchangée avec la</w:t>
-      </w:r>
-      <w:r>
-        <w:t xml:space="preserve"> </w:t>
-      </w:r>
-      <w:r>
-        <w:t xml:space="preserve">transcription et ne quitte l'ordinateur que si on l'inclut</w:t>
-      </w:r>
-      <w:r>
-        <w:t xml:space="preserve"> </w:t>
-      </w:r>
-      <w:r>
-        <w:t xml:space="preserve">explicitement dans l'export REFI-QDA. Tout cela se passe sur son</w:t>
-      </w:r>
-      <w:r>
-        <w:t xml:space="preserve"> </w:t>
-      </w:r>
-      <w:r>
-        <w:t xml:space="preserve">propre Mac.</w:t>
+        <w:t xml:space="preserve">enrich ; WebVTT, CSV, texte, Markdown, Word). Les enregistrements vidéo</w:t>
+      </w:r>
+      <w:r>
+        <w:t xml:space="preserve"> </w:t>
+      </w:r>
+      <w:r>
+        <w:t xml:space="preserve">(MP4/MOV) sont aussi acceptés : le son est extrait, la vidéo reste</w:t>
+      </w:r>
+      <w:r>
+        <w:t xml:space="preserve"> </w:t>
+      </w:r>
+      <w:r>
+        <w:t xml:space="preserve">inchangée avec la transcription et ne quitte l'ordinateur que si on</w:t>
+      </w:r>
+      <w:r>
+        <w:t xml:space="preserve"> </w:t>
+      </w:r>
+      <w:r>
+        <w:t xml:space="preserve">l'inclut explicitement dans l'export REFI-QDA. Tout cela se passe sur</w:t>
+      </w:r>
+      <w:r>
+        <w:t xml:space="preserve"> </w:t>
+      </w:r>
+      <w:r>
+        <w:t xml:space="preserve">son propre Mac.</w:t>
       </w:r>
     </w:p>
     <w:bookmarkEnd w:id="9"/>
@@ -187,7 +231,7 @@
               <w:pStyle w:val="Compact"/>
             </w:pPr>
             <w:r>
-              <w:t xml:space="preserve">whisper.cpp avec le modèle</w:t>
+              <w:t xml:space="preserve">whisper.cpp 1.8.2 avec le modèle</w:t>
             </w:r>
             <w:r>
               <w:t xml:space="preserve"> </w:t>
@@ -229,7 +273,7 @@
               <w:pStyle w:val="Compact"/>
             </w:pPr>
             <w:r>
-              <w:t xml:space="preserve">localement, sur la carte graphique du Mac</w:t>
+              <w:t xml:space="preserve">en local, comme programme auxiliaire du paquet de l'application, sur le processeur graphique du Mac (Metal)</w:t>
             </w:r>
           </w:p>
         </w:tc>
@@ -242,7 +286,7 @@
               <w:pStyle w:val="Compact"/>
             </w:pPr>
             <w:r>
-              <w:t xml:space="preserve">silero-vad</w:t>
+              <w:t xml:space="preserve">Silero VAD 5.1.2 (dans whisper.cpp)</w:t>
             </w:r>
           </w:p>
         </w:tc>
@@ -253,7 +297,7 @@
               <w:pStyle w:val="Compact"/>
             </w:pPr>
             <w:r>
-              <w:t xml:space="preserve">Activité vocale : détecte où l'on parle</w:t>
+              <w:t xml:space="preserve">Activité vocale : détecte où l'on parle. Seulement si la séparation des locuteurs est désactivée ; sinon, c'est elle qui découpe les blocs</w:t>
             </w:r>
           </w:p>
         </w:tc>
@@ -275,7 +319,7 @@
               <w:pStyle w:val="Compact"/>
             </w:pPr>
             <w:r>
-              <w:t xml:space="preserve">localement</w:t>
+              <w:t xml:space="preserve">en local, dans le même programme auxiliaire</w:t>
             </w:r>
           </w:p>
         </w:tc>
@@ -288,7 +332,7 @@
               <w:pStyle w:val="Compact"/>
             </w:pPr>
             <w:r>
-              <w:t xml:space="preserve">SpeakerKit (pyannote community-1)</w:t>
+              <w:t xml:space="preserve">SpeakerKit (Argmax) avec les modèles pyannote segmentation-3.0, WeSpeaker ResNet34 et pyannote community-1</w:t>
             </w:r>
           </w:p>
         </w:tc>
@@ -299,7 +343,7 @@
               <w:pStyle w:val="Compact"/>
             </w:pPr>
             <w:r>
-              <w:t xml:space="preserve">Séparation des locuteurs : détecte les changements de locuteur, chevauchements compris, et regroupe les voix</w:t>
+              <w:t xml:space="preserve">Séparation des locuteurs : détecte les changements de locuteur, chevauchements compris, et regroupe les voix ; désactivable</w:t>
             </w:r>
           </w:p>
         </w:tc>
@@ -310,7 +354,7 @@
               <w:pStyle w:val="Compact"/>
             </w:pPr>
             <w:r>
-              <w:t xml:space="preserve">modèle pyannote community-1 (CC BY 4.0), converti en Core ML et quantifié par Argmax ; moteur SpeakerKit d'Argmax (MIT)</w:t>
+              <w:t xml:space="preserve">modèles issus de pyannote speaker-diarization-community-1 (CC BY 4.0), convertis en Core ML par Argmax ; moteur SpeakerKit d'Argmax (MIT)</w:t>
             </w:r>
           </w:p>
         </w:tc>
@@ -321,7 +365,7 @@
               <w:pStyle w:val="Compact"/>
             </w:pPr>
             <w:r>
-              <w:t xml:space="preserve">localement, sur le Neural Engine du Mac</w:t>
+              <w:t xml:space="preserve">en local, dans l'application, via Core ML</w:t>
             </w:r>
           </w:p>
         </w:tc>
@@ -332,31 +376,43 @@
         <w:pStyle w:val="BodyText"/>
       </w:pPr>
       <w:r>
-        <w:t xml:space="preserve">Les trois modèles sont contenus dans le paquet de l'application (un</w:t>
-      </w:r>
-      <w:r>
-        <w:t xml:space="preserve"> </w:t>
-      </w:r>
-      <w:r>
-        <w:t xml:space="preserve">autre modèle whisper.cpp peut être déposé dans le dossier « Modelle »</w:t>
-      </w:r>
-      <w:r>
-        <w:t xml:space="preserve"> </w:t>
-      </w:r>
-      <w:r>
-        <w:t xml:space="preserve">de la bibliothèque ; il ne fait pas partie de cette liste, et le</w:t>
-      </w:r>
-      <w:r>
-        <w:t xml:space="preserve"> </w:t>
-      </w:r>
-      <w:r>
-        <w:t xml:space="preserve">journal de chaque transcription indique le modèle utilisé). Il n'y</w:t>
-      </w:r>
-      <w:r>
-        <w:t xml:space="preserve"> </w:t>
-      </w:r>
-      <w:r>
-        <w:t xml:space="preserve">a ni accès à un service d'IA, ni compte, ni clé.</w:t>
+        <w:t xml:space="preserve">Tous les modèles sont contenus dans le paquet de l'application ; elle</w:t>
+      </w:r>
+      <w:r>
+        <w:t xml:space="preserve"> </w:t>
+      </w:r>
+      <w:r>
+        <w:t xml:space="preserve">ne télécharge ni modèles ni composants de programme (un autre modèle</w:t>
+      </w:r>
+      <w:r>
+        <w:t xml:space="preserve"> </w:t>
+      </w:r>
+      <w:r>
+        <w:t xml:space="preserve">whisper.cpp peut être déposé à la main dans le dossier « Modelle » de la</w:t>
+      </w:r>
+      <w:r>
+        <w:t xml:space="preserve"> </w:t>
+      </w:r>
+      <w:r>
+        <w:t xml:space="preserve">bibliothèque ; il ne fait pas partie de cette liste, et le journal de</w:t>
+      </w:r>
+      <w:r>
+        <w:t xml:space="preserve"> </w:t>
+      </w:r>
+      <w:r>
+        <w:t xml:space="preserve">chaque transcription indique le modèle utilisé). Le son est lu par</w:t>
+      </w:r>
+      <w:r>
+        <w:t xml:space="preserve"> </w:t>
+      </w:r>
+      <w:r>
+        <w:t xml:space="preserve">macOS lui-même (AVFoundation), le MP3 est écrit par LAME (LGPL, lié</w:t>
+      </w:r>
+      <w:r>
+        <w:t xml:space="preserve"> </w:t>
+      </w:r>
+      <w:r>
+        <w:t xml:space="preserve">dynamiquement). Il n'y a ni accès à un service d'IA, ni compte, ni clé.</w:t>
       </w:r>
     </w:p>
     <w:p>
@@ -368,19 +424,19 @@
           <w:b/>
           <w:bCs/>
         </w:rPr>
-        <w:t xml:space="preserve">Pas d'IA générative.</w:t>
-      </w:r>
-      <w:r>
-        <w:t xml:space="preserve"> </w:t>
-      </w:r>
-      <w:r>
-        <w:t xml:space="preserve">Rien n'est résumé, reformulé ni interprété.</w:t>
-      </w:r>
-      <w:r>
-        <w:t xml:space="preserve"> </w:t>
-      </w:r>
-      <w:r>
-        <w:t xml:space="preserve">L'application livre ce qui a été dit — pas ce qui était voulu.</w:t>
+        <w:t xml:space="preserve">Ni résumé ni reformulation.</w:t>
+      </w:r>
+      <w:r>
+        <w:t xml:space="preserve"> </w:t>
+      </w:r>
+      <w:r>
+        <w:t xml:space="preserve">L'application ne résume rien et ne</w:t>
+      </w:r>
+      <w:r>
+        <w:t xml:space="preserve"> </w:t>
+      </w:r>
+      <w:r>
+        <w:t xml:space="preserve">reformule rien. Les modèles n'apprennent rien des enregistrements.</w:t>
       </w:r>
     </w:p>
     <w:p>
@@ -398,25 +454,25 @@
         <w:t xml:space="preserve"> </w:t>
       </w:r>
       <w:r>
-        <w:t xml:space="preserve">Whisper est un modèle</w:t>
-      </w:r>
-      <w:r>
-        <w:t xml:space="preserve"> </w:t>
-      </w:r>
-      <w:r>
-        <w:t xml:space="preserve">neuronal. Là où il ne comprend rien (bruits de fond, dialecte,</w:t>
-      </w:r>
-      <w:r>
-        <w:t xml:space="preserve"> </w:t>
-      </w:r>
-      <w:r>
-        <w:t xml:space="preserve">chevauchements), il peut placer des mots qui n'ont pas été prononcés.</w:t>
-      </w:r>
-      <w:r>
-        <w:t xml:space="preserve"> </w:t>
-      </w:r>
-      <w:r>
-        <w:t xml:space="preserve">Une transcription issue de ResearchTranscript est une</w:t>
+        <w:t xml:space="preserve">La reconnaissance vocale est</w:t>
+      </w:r>
+      <w:r>
+        <w:t xml:space="preserve"> </w:t>
+      </w:r>
+      <w:r>
+        <w:t xml:space="preserve">un modèle d'IA. Là où il ne comprend rien (bruits de fond, dialecte,</w:t>
+      </w:r>
+      <w:r>
+        <w:t xml:space="preserve"> </w:t>
+      </w:r>
+      <w:r>
+        <w:t xml:space="preserve">chevauchements), il peut poser des mots qui n'ont pas été dits. Une</w:t>
+      </w:r>
+      <w:r>
+        <w:t xml:space="preserve"> </w:t>
+      </w:r>
+      <w:r>
+        <w:t xml:space="preserve">transcription issue de ResearchTranscript est une</w:t>
       </w:r>
       <w:r>
         <w:t xml:space="preserve"> </w:t>
@@ -446,13 +502,13 @@
         <w:t xml:space="preserve"> </w:t>
       </w:r>
       <w:r>
-        <w:t xml:space="preserve">qui doit être vérifiée contre l'enregistrement ; l'éditeur est</w:t>
-      </w:r>
-      <w:r>
-        <w:t xml:space="preserve"> </w:t>
-      </w:r>
-      <w:r>
-        <w:t xml:space="preserve">conçu pour cela. L'allemand standard, le français, l'italien et</w:t>
+        <w:t xml:space="preserve">qui doit être vérifiée en regard de l'enregistrement ; l'éditeur</w:t>
+      </w:r>
+      <w:r>
+        <w:t xml:space="preserve"> </w:t>
+      </w:r>
+      <w:r>
+        <w:t xml:space="preserve">est conçu pour cela. L'allemand standard, le français, l'italien et</w:t>
       </w:r>
       <w:r>
         <w:t xml:space="preserve"> </w:t>
@@ -509,13 +565,19 @@
         </w:numPr>
       </w:pPr>
       <w:r>
-        <w:t xml:space="preserve">Licence : AGPL-3.0-or-later — logiciel libre, qui peut être utilisé,</w:t>
-      </w:r>
-      <w:r>
-        <w:t xml:space="preserve"> </w:t>
-      </w:r>
-      <w:r>
-        <w:t xml:space="preserve">examiné, modifié et redistribué</w:t>
+        <w:t xml:space="preserve">Licence : AGPL-3.0-or-later, avec une permission additionnelle pour</w:t>
+      </w:r>
+      <w:r>
+        <w:t xml:space="preserve"> </w:t>
+      </w:r>
+      <w:r>
+        <w:t xml:space="preserve">la distribution par l'App Store — logiciel libre, qui peut être</w:t>
+      </w:r>
+      <w:r>
+        <w:t xml:space="preserve"> </w:t>
+      </w:r>
+      <w:r>
+        <w:t xml:space="preserve">utilisé, examiné, modifié et redistribué</w:t>
       </w:r>
     </w:p>
     <w:p>
@@ -556,13 +618,19 @@
         </w:numPr>
       </w:pPr>
       <w:r>
-        <w:t xml:space="preserve">Paquet d'installation : signé et notarisé avec un Apple Developer ID,</w:t>
-      </w:r>
-      <w:r>
-        <w:t xml:space="preserve"> </w:t>
-      </w:r>
-      <w:r>
-        <w:t xml:space="preserve">somme de contrôle à chaque version sur GitHub</w:t>
+        <w:t xml:space="preserve">Paquet d'installation (DMG) : signé et notarisé avec un Apple</w:t>
+      </w:r>
+      <w:r>
+        <w:t xml:space="preserve"> </w:t>
+      </w:r>
+      <w:r>
+        <w:t xml:space="preserve">Developer ID, publié avec les versions sur GitHub, avec somme de</w:t>
+      </w:r>
+      <w:r>
+        <w:t xml:space="preserve"> </w:t>
+      </w:r>
+      <w:r>
+        <w:t xml:space="preserve">contrôle</w:t>
       </w:r>
     </w:p>
     <w:p>
@@ -602,7 +670,7 @@
         </w:numPr>
       </w:pPr>
       <w:r>
-        <w:t xml:space="preserve">L'application n'ouvre</w:t>
+        <w:t xml:space="preserve">L'application ne transmet</w:t>
       </w:r>
       <w:r>
         <w:t xml:space="preserve"> </w:t>
@@ -612,25 +680,66 @@
           <w:b/>
           <w:bCs/>
         </w:rPr>
-        <w:t xml:space="preserve">aucune connexion réseau sortante</w:t>
-      </w:r>
-      <w:r>
-        <w:t xml:space="preserve"> </w:t>
-      </w:r>
-      <w:r>
-        <w:t xml:space="preserve">: pas de</w:t>
-      </w:r>
-      <w:r>
-        <w:t xml:space="preserve"> </w:t>
-      </w:r>
-      <w:r>
-        <w:t xml:space="preserve">télémétrie, pas de statistiques d'utilisation, pas de vérification de</w:t>
-      </w:r>
-      <w:r>
-        <w:t xml:space="preserve"> </w:t>
-      </w:r>
-      <w:r>
-        <w:t xml:space="preserve">mise à jour, pas de rapports de plantage propres.</w:t>
+        <w:t xml:space="preserve">ni enregistrements, ni textes, ni données</w:t>
+      </w:r>
+      <w:r>
+        <w:rPr>
+          <w:b/>
+          <w:bCs/>
+        </w:rPr>
+        <w:t xml:space="preserve"> </w:t>
+      </w:r>
+      <w:r>
+        <w:rPr>
+          <w:b/>
+          <w:bCs/>
+        </w:rPr>
+        <w:t xml:space="preserve">d'utilisation</w:t>
+      </w:r>
+      <w:r>
+        <w:t xml:space="preserve"> </w:t>
+      </w:r>
+      <w:r>
+        <w:t xml:space="preserve">: ni compte, ni télémétrie, ni vérification des mises</w:t>
+      </w:r>
+      <w:r>
+        <w:t xml:space="preserve"> </w:t>
+      </w:r>
+      <w:r>
+        <w:t xml:space="preserve">à jour, ni rapports de plantage propres, ni téléchargement de</w:t>
+      </w:r>
+      <w:r>
+        <w:t xml:space="preserve"> </w:t>
+      </w:r>
+      <w:r>
+        <w:t xml:space="preserve">modèles. L'autorisation réseau de macOS n'est activée que parce que</w:t>
+      </w:r>
+      <w:r>
+        <w:t xml:space="preserve"> </w:t>
+      </w:r>
+      <w:r>
+        <w:t xml:space="preserve">la vue web intégrée l'exige ; un pare-feu ou</w:t>
+      </w:r>
+      <w:r>
+        <w:t xml:space="preserve"> </w:t>
+      </w:r>
+      <w:r>
+        <w:rPr>
+          <w:rStyle w:val="VerbatimChar"/>
+        </w:rPr>
+        <w:t xml:space="preserve">nettop</w:t>
+      </w:r>
+      <w:r>
+        <w:t xml:space="preserve"> </w:t>
+      </w:r>
+      <w:r>
+        <w:t xml:space="preserve">montre</w:t>
+      </w:r>
+      <w:r>
+        <w:t xml:space="preserve"> </w:t>
+      </w:r>
+      <w:r>
+        <w:t xml:space="preserve">qu'aucune connexion ne s'établit.</w:t>
       </w:r>
     </w:p>
     <w:p>
@@ -642,7 +751,19 @@
         </w:numPr>
       </w:pPr>
       <w:r>
-        <w:t xml:space="preserve">Son service interne n'écoute que sur l'adresse de bouclage</w:t>
+        <w:t xml:space="preserve">Il n'y a pas de service interne : pas de serveur, pas de port ouvert.</w:t>
+      </w:r>
+      <w:r>
+        <w:t xml:space="preserve"> </w:t>
+      </w:r>
+      <w:r>
+        <w:t xml:space="preserve">La logique de l'application s'exécute, intégrée, dans l'application</w:t>
+      </w:r>
+      <w:r>
+        <w:t xml:space="preserve"> </w:t>
+      </w:r>
+      <w:r>
+        <w:t xml:space="preserve">elle-même. Lisible par tout le monde : le shell</w:t>
       </w:r>
       <w:r>
         <w:t xml:space="preserve"> </w:t>
@@ -651,34 +772,19 @@
         <w:rPr>
           <w:rStyle w:val="VerbatimChar"/>
         </w:rPr>
-        <w:t xml:space="preserve">127.0.0.1</w:t>
-      </w:r>
-      <w:r>
-        <w:t xml:space="preserve"> </w:t>
-      </w:r>
-      <w:r>
-        <w:t xml:space="preserve">de la machine elle-même et rejette toute requête venue</w:t>
-      </w:r>
-      <w:r>
-        <w:t xml:space="preserve"> </w:t>
-      </w:r>
-      <w:r>
-        <w:t xml:space="preserve">d'ailleurs. Le code correspondant se trouve dans</w:t>
-      </w:r>
-      <w:r>
-        <w:t xml:space="preserve"> </w:t>
-      </w:r>
-      <w:r>
-        <w:rPr>
-          <w:rStyle w:val="VerbatimChar"/>
-        </w:rPr>
-        <w:t xml:space="preserve">backend/src/researchtranscript/main.py</w:t>
-      </w:r>
-      <w:r>
-        <w:t xml:space="preserve"> </w:t>
-      </w:r>
-      <w:r>
-        <w:t xml:space="preserve">— lisible par tout le monde.</w:t>
+        <w:t xml:space="preserve">frontend/src-tauri/src/lib.rs</w:t>
+      </w:r>
+      <w:r>
+        <w:t xml:space="preserve"> </w:t>
+      </w:r>
+      <w:r>
+        <w:t xml:space="preserve">ne démarre aucun serveur et n'ouvre</w:t>
+      </w:r>
+      <w:r>
+        <w:t xml:space="preserve"> </w:t>
+      </w:r>
+      <w:r>
+        <w:t xml:space="preserve">aucun port.</w:t>
       </w:r>
     </w:p>
     <w:p>
@@ -690,19 +796,31 @@
         </w:numPr>
       </w:pPr>
       <w:r>
-        <w:t xml:space="preserve">Audio et transcription se trouvent exclusivement dans le dossier de</w:t>
-      </w:r>
-      <w:r>
-        <w:t xml:space="preserve"> </w:t>
-      </w:r>
-      <w:r>
-        <w:t xml:space="preserve">bibliothèque choisi. Ce qui est supprimé va dans un dossier corbeille</w:t>
-      </w:r>
-      <w:r>
-        <w:t xml:space="preserve"> </w:t>
-      </w:r>
-      <w:r>
-        <w:t xml:space="preserve">à l'intérieur de la bibliothèque, jusqu'à ce qu'il soit vidé.</w:t>
+        <w:t xml:space="preserve">L'application s'exécute dans l'App Sandbox de macOS : accès aux seuls</w:t>
+      </w:r>
+      <w:r>
+        <w:t xml:space="preserve"> </w:t>
+      </w:r>
+      <w:r>
+        <w:t xml:space="preserve">dossiers choisis dans un dialogue et aux fichiers glissés-déposés.</w:t>
+      </w:r>
+      <w:r>
+        <w:t xml:space="preserve"> </w:t>
+      </w:r>
+      <w:r>
+        <w:t xml:space="preserve">Les autorisations figurent dans</w:t>
+      </w:r>
+      <w:r>
+        <w:t xml:space="preserve"> </w:t>
+      </w:r>
+      <w:r>
+        <w:rPr>
+          <w:rStyle w:val="VerbatimChar"/>
+        </w:rPr>
+        <w:t xml:space="preserve">frontend/src-tauri/entitlements.plist</w:t>
+      </w:r>
+      <w:r>
+        <w:t xml:space="preserve">.</w:t>
       </w:r>
     </w:p>
     <w:p>
@@ -714,13 +832,139 @@
         </w:numPr>
       </w:pPr>
       <w:r>
-        <w:t xml:space="preserve">Pas de serveur, pas de service cloud, pas de compte utilisateur, pas</w:t>
-      </w:r>
-      <w:r>
-        <w:t xml:space="preserve"> </w:t>
-      </w:r>
-      <w:r>
-        <w:t xml:space="preserve">de sous-traitant, pas de transfert vers un pays tiers — parce que rien</w:t>
+        <w:t xml:space="preserve">Enregistrement et transcription se trouvent dans le dossier de</w:t>
+      </w:r>
+      <w:r>
+        <w:t xml:space="preserve"> </w:t>
+      </w:r>
+      <w:r>
+        <w:t xml:space="preserve">bibliothèque choisi, un sous-dossier par transcription :</w:t>
+      </w:r>
+      <w:r>
+        <w:t xml:space="preserve"> </w:t>
+      </w:r>
+      <w:r>
+        <w:rPr>
+          <w:rStyle w:val="VerbatimChar"/>
+        </w:rPr>
+        <w:t xml:space="preserve">transkript.json</w:t>
+      </w:r>
+      <w:r>
+        <w:t xml:space="preserve"> </w:t>
+      </w:r>
+      <w:r>
+        <w:t xml:space="preserve">(texte, locuteurs, mémos, journal, indications</w:t>
+      </w:r>
+      <w:r>
+        <w:t xml:space="preserve"> </w:t>
+      </w:r>
+      <w:r>
+        <w:t xml:space="preserve">Zotero), une copie de l'enregistrement, pour une vidéo aussi le</w:t>
+      </w:r>
+      <w:r>
+        <w:t xml:space="preserve"> </w:t>
+      </w:r>
+      <w:r>
+        <w:t xml:space="preserve">fichier vidéo,</w:t>
+      </w:r>
+      <w:r>
+        <w:t xml:space="preserve"> </w:t>
+      </w:r>
+      <w:r>
+        <w:rPr>
+          <w:rStyle w:val="VerbatimChar"/>
+        </w:rPr>
+        <w:t xml:space="preserve">wellenform.json</w:t>
+      </w:r>
+      <w:r>
+        <w:t xml:space="preserve">, ainsi que</w:t>
+      </w:r>
+      <w:r>
+        <w:t xml:space="preserve"> </w:t>
+      </w:r>
+      <w:r>
+        <w:rPr>
+          <w:rStyle w:val="VerbatimChar"/>
+        </w:rPr>
+        <w:t xml:space="preserve">ausgang.json</w:t>
+      </w:r>
+      <w:r>
+        <w:t xml:space="preserve"> </w:t>
+      </w:r>
+      <w:r>
+        <w:t xml:space="preserve">(l'état tel</w:t>
+      </w:r>
+      <w:r>
+        <w:t xml:space="preserve"> </w:t>
+      </w:r>
+      <w:r>
+        <w:t xml:space="preserve">que la machine ou un fichier importé l'a livré) et</w:t>
+      </w:r>
+      <w:r>
+        <w:t xml:space="preserve"> </w:t>
+      </w:r>
+      <w:r>
+        <w:rPr>
+          <w:rStyle w:val="VerbatimChar"/>
+        </w:rPr>
+        <w:t xml:space="preserve">history/</w:t>
+      </w:r>
+      <w:r>
+        <w:t xml:space="preserve"> </w:t>
+      </w:r>
+      <w:r>
+        <w:t xml:space="preserve">(les</w:t>
+      </w:r>
+      <w:r>
+        <w:t xml:space="preserve"> </w:t>
+      </w:r>
+      <w:r>
+        <w:t xml:space="preserve">30 derniers états). Ce qui est supprimé reste dans le dossier</w:t>
+      </w:r>
+      <w:r>
+        <w:t xml:space="preserve"> </w:t>
+      </w:r>
+      <w:r>
+        <w:rPr>
+          <w:rStyle w:val="VerbatimChar"/>
+        </w:rPr>
+        <w:t xml:space="preserve">_papierkorb</w:t>
+      </w:r>
+      <w:r>
+        <w:t xml:space="preserve"> </w:t>
+      </w:r>
+      <w:r>
+        <w:t xml:space="preserve">de la bibliothèque jusqu'à ce qu'il soit vidé dans le</w:t>
+      </w:r>
+      <w:r>
+        <w:t xml:space="preserve"> </w:t>
+      </w:r>
+      <w:r>
+        <w:t xml:space="preserve">Finder. Les réglages et le journal de l'application se trouvent dans</w:t>
+      </w:r>
+      <w:r>
+        <w:t xml:space="preserve"> </w:t>
+      </w:r>
+      <w:r>
+        <w:t xml:space="preserve">le conteneur de l'application du compte utilisateur.</w:t>
+      </w:r>
+    </w:p>
+    <w:p>
+      <w:pPr>
+        <w:pStyle w:val="Compact"/>
+        <w:numPr>
+          <w:ilvl w:val="0"/>
+          <w:numId w:val="1002"/>
+        </w:numPr>
+      </w:pPr>
+      <w:r>
+        <w:t xml:space="preserve">Pas de service cloud, pas de compte utilisateur, pas de</w:t>
+      </w:r>
+      <w:r>
+        <w:t xml:space="preserve"> </w:t>
+      </w:r>
+      <w:r>
+        <w:t xml:space="preserve">sous-traitant, pas de transfert vers un pays tiers — parce que rien</w:t>
       </w:r>
       <w:r>
         <w:t xml:space="preserve"> </w:t>
@@ -756,35 +1000,35 @@
         <w:t xml:space="preserve"> </w:t>
       </w:r>
       <w:r>
-        <w:t xml:space="preserve">iCloud Drive pour le dossier Documents) et les données de diagnostic de</w:t>
-      </w:r>
-      <w:r>
-        <w:t xml:space="preserve"> </w:t>
-      </w:r>
-      <w:r>
-        <w:t xml:space="preserve">macOS suivent les réglages système, pas l'application. Qui place le</w:t>
-      </w:r>
-      <w:r>
-        <w:t xml:space="preserve"> </w:t>
-      </w:r>
-      <w:r>
-        <w:t xml:space="preserve">dossier de bibliothèque dans un dossier synchronisé synchronise les</w:t>
-      </w:r>
-      <w:r>
-        <w:t xml:space="preserve"> </w:t>
-      </w:r>
-      <w:r>
-        <w:t xml:space="preserve">enregistrements.</w:t>
+        <w:t xml:space="preserve">iCloud Drive pour le dossier Documents) et les rapports de plantage de</w:t>
+      </w:r>
+      <w:r>
+        <w:t xml:space="preserve"> </w:t>
+      </w:r>
+      <w:r>
+        <w:t xml:space="preserve">macOS lui-même suivent les réglages système, pas l'application. Qui</w:t>
+      </w:r>
+      <w:r>
+        <w:t xml:space="preserve"> </w:t>
+      </w:r>
+      <w:r>
+        <w:t xml:space="preserve">place le dossier de bibliothèque dans un dossier synchronisé synchronise</w:t>
+      </w:r>
+      <w:r>
+        <w:t xml:space="preserve"> </w:t>
+      </w:r>
+      <w:r>
+        <w:t xml:space="preserve">les enregistrements.</w:t>
       </w:r>
     </w:p>
     <w:bookmarkEnd w:id="14"/>
-    <w:bookmarkStart w:id="15" w:name="anonymiser-les-noms"/>
+    <w:bookmarkStart w:id="15" w:name="pseudonymiser-les-noms"/>
     <w:p>
       <w:pPr>
         <w:pStyle w:val="Heading2"/>
       </w:pPr>
       <w:r>
-        <w:t xml:space="preserve">Anonymiser les noms</w:t>
+        <w:t xml:space="preserve">Pseudonymiser les noms</w:t>
       </w:r>
     </w:p>
     <w:p>
@@ -914,13 +1158,107 @@
         <w:t xml:space="preserve"> </w:t>
       </w:r>
       <w:r>
-        <w:t xml:space="preserve">La pseudonymisation porte</w:t>
-      </w:r>
-      <w:r>
-        <w:t xml:space="preserve"> </w:t>
-      </w:r>
-      <w:r>
-        <w:t xml:space="preserve">sur le texte. Les exports REFI-QDA (</w:t>
+        <w:t xml:space="preserve">C'est le texte de la version</w:t>
+      </w:r>
+      <w:r>
+        <w:t xml:space="preserve"> </w:t>
+      </w:r>
+      <w:r>
+        <w:t xml:space="preserve">finale qui est pseudonymisé.</w:t>
+      </w:r>
+      <w:r>
+        <w:t xml:space="preserve"> </w:t>
+      </w:r>
+      <w:r>
+        <w:rPr>
+          <w:rStyle w:val="VerbatimChar"/>
+        </w:rPr>
+        <w:t xml:space="preserve">ausgang.json</w:t>
+      </w:r>
+      <w:r>
+        <w:t xml:space="preserve"> </w:t>
+      </w:r>
+      <w:r>
+        <w:t xml:space="preserve">et</w:t>
+      </w:r>
+      <w:r>
+        <w:t xml:space="preserve"> </w:t>
+      </w:r>
+      <w:r>
+        <w:rPr>
+          <w:rStyle w:val="VerbatimChar"/>
+        </w:rPr>
+        <w:t xml:space="preserve">history/</w:t>
+      </w:r>
+      <w:r>
+        <w:t xml:space="preserve"> </w:t>
+      </w:r>
+      <w:r>
+        <w:t xml:space="preserve">contiennent</w:t>
+      </w:r>
+      <w:r>
+        <w:t xml:space="preserve"> </w:t>
+      </w:r>
+      <w:r>
+        <w:t xml:space="preserve">le texte d'avant une pseudonymisation, l'enregistrement la voix et</w:t>
+      </w:r>
+      <w:r>
+        <w:t xml:space="preserve"> </w:t>
+      </w:r>
+      <w:r>
+        <w:t xml:space="preserve">les noms réels.</w:t>
+      </w:r>
+    </w:p>
+    <w:p>
+      <w:pPr>
+        <w:pStyle w:val="Compact"/>
+        <w:numPr>
+          <w:ilvl w:val="0"/>
+          <w:numId w:val="1003"/>
+        </w:numPr>
+      </w:pPr>
+      <w:r>
+        <w:rPr>
+          <w:b/>
+          <w:bCs/>
+        </w:rPr>
+        <w:t xml:space="preserve">Ce que contiennent les exports.</w:t>
+      </w:r>
+      <w:r>
+        <w:t xml:space="preserve"> </w:t>
+      </w:r>
+      <w:r>
+        <w:t xml:space="preserve">Tous les formats de texte (VTT,</w:t>
+      </w:r>
+      <w:r>
+        <w:t xml:space="preserve"> </w:t>
+      </w:r>
+      <w:r>
+        <w:t xml:space="preserve">CSV, TXT, Markdown, Word) : texte, noms des locuteurs, repères</w:t>
+      </w:r>
+      <w:r>
+        <w:t xml:space="preserve"> </w:t>
+      </w:r>
+      <w:r>
+        <w:t xml:space="preserve">temporels ; CSV, Markdown et Word : en plus les mémos ; Markdown et</w:t>
+      </w:r>
+      <w:r>
+        <w:t xml:space="preserve"> </w:t>
+      </w:r>
+      <w:r>
+        <w:t xml:space="preserve">Word, en cas de lien Zotero, un en-tête avec titre, date, clé de</w:t>
+      </w:r>
+      <w:r>
+        <w:t xml:space="preserve"> </w:t>
+      </w:r>
+      <w:r>
+        <w:t xml:space="preserve">citation et les personnes dont les rôles ont été choisis. REFI-QDA</w:t>
+      </w:r>
+      <w:r>
+        <w:t xml:space="preserve"> </w:t>
+      </w:r>
+      <w:r>
+        <w:t xml:space="preserve">(</w:t>
       </w:r>
       <w:r>
         <w:rPr>
@@ -929,13 +1267,13 @@
         <w:t xml:space="preserve">.qdpx.zip</w:t>
       </w:r>
       <w:r>
-        <w:t xml:space="preserve">) et dossier enrich</w:t>
-      </w:r>
-      <w:r>
-        <w:t xml:space="preserve"> </w:t>
-      </w:r>
-      <w:r>
-        <w:t xml:space="preserve">(</w:t>
+        <w:t xml:space="preserve">) : texte, mémos et enregistrement audio, donc la voix ;</w:t>
+      </w:r>
+      <w:r>
+        <w:t xml:space="preserve"> </w:t>
+      </w:r>
+      <w:r>
+        <w:t xml:space="preserve">sur demande le fichier vidéo. Dossier enrich (</w:t>
       </w:r>
       <w:r>
         <w:rPr>
@@ -944,29 +1282,41 @@
         <w:t xml:space="preserve">.enrich</w:t>
       </w:r>
       <w:r>
-        <w:t xml:space="preserve">) contiennent le fichier audio avec la voix et les noms</w:t>
-      </w:r>
-      <w:r>
-        <w:t xml:space="preserve"> </w:t>
-      </w:r>
-      <w:r>
-        <w:t xml:space="preserve">réels ; WebVTT, CSV et texte ne contiennent que le texte. Qui ne veut</w:t>
-      </w:r>
-      <w:r>
-        <w:t xml:space="preserve"> </w:t>
-      </w:r>
-      <w:r>
-        <w:t xml:space="preserve">transmettre que des données pseudonymisées transmet un format texte.</w:t>
+        <w:t xml:space="preserve">) : texte,</w:t>
+      </w:r>
+      <w:r>
+        <w:t xml:space="preserve"> </w:t>
+      </w:r>
+      <w:r>
+        <w:t xml:space="preserve">enregistrement audio en MP3, journal (identifiant de l'installation,</w:t>
+      </w:r>
+      <w:r>
+        <w:t xml:space="preserve"> </w:t>
+      </w:r>
+      <w:r>
+        <w:t xml:space="preserve">adresse e-mail facultative), indications Zotero ; pas de mémos. Qui</w:t>
+      </w:r>
+      <w:r>
+        <w:t xml:space="preserve"> </w:t>
+      </w:r>
+      <w:r>
+        <w:t xml:space="preserve">ne veut transmettre que des données pseudonymisées transmet un format</w:t>
+      </w:r>
+      <w:r>
+        <w:t xml:space="preserve"> </w:t>
+      </w:r>
+      <w:r>
+        <w:t xml:space="preserve">de texte et vérifie mémos et en-tête.</w:t>
       </w:r>
     </w:p>
     <w:bookmarkEnd w:id="15"/>
-    <w:bookmarkStart w:id="16" w:name="pour-la-partie-méthodologique"/>
+    <w:bookmarkStart w:id="16" w:name="pour-la-partie-méthodes"/>
     <w:p>
       <w:pPr>
         <w:pStyle w:val="Heading2"/>
       </w:pPr>
       <w:r>
-        <w:t xml:space="preserve">Pour la partie méthodologique</w:t>
+        <w:t xml:space="preserve">Pour la partie méthodes</w:t>
       </w:r>
     </w:p>
     <w:p>
@@ -974,43 +1324,43 @@
         <w:pStyle w:val="BlockText"/>
       </w:pPr>
       <w:r>
-        <w:t xml:space="preserve">Les enregistrements ont été transcrits avec ResearchTranscript 0.4.0</w:t>
-      </w:r>
-      <w:r>
-        <w:t xml:space="preserve"> </w:t>
-      </w:r>
-      <w:r>
-        <w:t xml:space="preserve">(B/IAS Bâle, AGPL-3.0 ; reconnaissance vocale whisper.cpp avec le</w:t>
-      </w:r>
-      <w:r>
-        <w:t xml:space="preserve"> </w:t>
-      </w:r>
-      <w:r>
-        <w:t xml:space="preserve">modèle large-v3-turbo, séparation des locuteurs avec pyannote</w:t>
-      </w:r>
-      <w:r>
-        <w:t xml:space="preserve"> </w:t>
-      </w:r>
-      <w:r>
-        <w:t xml:space="preserve">community-1) entièrement en local sur un ordinateur du groupe de</w:t>
-      </w:r>
-      <w:r>
-        <w:t xml:space="preserve"> </w:t>
-      </w:r>
-      <w:r>
-        <w:t xml:space="preserve">recherche, sans transmission à des services externes. Les</w:t>
-      </w:r>
-      <w:r>
-        <w:t xml:space="preserve"> </w:t>
-      </w:r>
-      <w:r>
-        <w:t xml:space="preserve">transcriptions brutes ont ensuite été corrigées contre</w:t>
-      </w:r>
-      <w:r>
-        <w:t xml:space="preserve"> </w:t>
-      </w:r>
-      <w:r>
-        <w:t xml:space="preserve">l'enregistrement et pseudonymisées.</w:t>
+        <w:t xml:space="preserve">Les enregistrements ont été transcrits en local avec</w:t>
+      </w:r>
+      <w:r>
+        <w:t xml:space="preserve"> </w:t>
+      </w:r>
+      <w:r>
+        <w:t xml:space="preserve">ResearchTranscript 0.6.0 (B/IAS Bâle, AGPL-3.0-or-later ;</w:t>
+      </w:r>
+      <w:r>
+        <w:t xml:space="preserve"> </w:t>
+      </w:r>
+      <w:r>
+        <w:t xml:space="preserve">reconnaissance vocale whisper.cpp avec le modèle large-v3-turbo,</w:t>
+      </w:r>
+      <w:r>
+        <w:t xml:space="preserve"> </w:t>
+      </w:r>
+      <w:r>
+        <w:t xml:space="preserve">séparation des locuteurs par SpeakerKit avec des modèles pyannote) sur</w:t>
+      </w:r>
+      <w:r>
+        <w:t xml:space="preserve"> </w:t>
+      </w:r>
+      <w:r>
+        <w:t xml:space="preserve">un ordinateur du groupe de recherche ; l'application ne transmet alors</w:t>
+      </w:r>
+      <w:r>
+        <w:t xml:space="preserve"> </w:t>
+      </w:r>
+      <w:r>
+        <w:t xml:space="preserve">aucune donnée. Les transcriptions brutes ont ensuite été vérifiées en</w:t>
+      </w:r>
+      <w:r>
+        <w:t xml:space="preserve"> </w:t>
+      </w:r>
+      <w:r>
+        <w:t xml:space="preserve">regard de l'enregistrement, corrigées et pseudonymisées dans le texte.</w:t>
       </w:r>
     </w:p>
     <w:p>

--- a/site/docs/researchtranscript-fiche-fr.docx
+++ b/site/docs/researchtranscript-fiche-fr.docx
@@ -34,7 +34,7 @@
         <w:t xml:space="preserve"> </w:t>
       </w:r>
       <w:r>
-        <w:t xml:space="preserve">18 septembre 2026, version 0.6.0.</w:t>
+        <w:t xml:space="preserve">23 septembre 2026, version 0.6.2.</w:t>
       </w:r>
     </w:p>
     <w:p>
@@ -1330,7 +1330,7 @@
         <w:t xml:space="preserve"> </w:t>
       </w:r>
       <w:r>
-        <w:t xml:space="preserve">ResearchTranscript 0.6.0 (B/IAS Bâle, AGPL-3.0-or-later ;</w:t>
+        <w:t xml:space="preserve">ResearchTranscript 0.6.2 (B/IAS Bâle, AGPL-3.0-or-later ;</w:t>
       </w:r>
       <w:r>
         <w:t xml:space="preserve"> </w:t>
